--- a/data/employees/EMP064/AST-EMP064-03.docx
+++ b/data/employees/EMP064/AST-EMP064-03.docx
@@ -7,10 +7,7 @@
         <w:pStyle w:val="Heading1"/>
       </w:pPr>
       <w:r>
-        <w:rPr>
-          <w:sz w:val="36"/>
-        </w:rPr>
-        <w:t>Design specification - EMP064</w:t>
+        <w:t>Ast Emp064 03 - EMP064</w:t>
       </w:r>
     </w:p>
     <w:p>
@@ -18,130 +15,32 @@
         <w:pStyle w:val="Heading2"/>
       </w:pPr>
       <w:r>
-        <w:t>Document Metadata</w:t>
-      </w:r>
-    </w:p>
-    <w:tbl>
-      <w:tblPr>
-        <w:tblStyle w:val="TableGrid"/>
-        <w:tblW w:type="auto" w:w="0"/>
-        <w:tblLook w:firstColumn="1" w:firstRow="1" w:lastColumn="0" w:lastRow="0" w:noHBand="0" w:noVBand="1" w:val="04A0"/>
-      </w:tblPr>
-      <w:tblGrid>
-        <w:gridCol w:w="4320"/>
-        <w:gridCol w:w="4320"/>
-      </w:tblGrid>
-      <w:tr>
-        <w:tc>
-          <w:tcPr>
-            <w:tcW w:type="dxa" w:w="4320"/>
-          </w:tcPr>
-          <w:p>
-            <w:r>
-              <w:t>Author</w:t>
-            </w:r>
-          </w:p>
-        </w:tc>
-        <w:tc>
-          <w:tcPr>
-            <w:tcW w:type="dxa" w:w="4320"/>
-          </w:tcPr>
-          <w:p>
-            <w:r>
-              <w:t>Morgan Smith</w:t>
-            </w:r>
-          </w:p>
-        </w:tc>
-      </w:tr>
-      <w:tr>
-        <w:tc>
-          <w:tcPr>
-            <w:tcW w:type="dxa" w:w="4320"/>
-          </w:tcPr>
-          <w:p>
-            <w:r>
-              <w:t>Role / Department</w:t>
-            </w:r>
-          </w:p>
-        </w:tc>
-        <w:tc>
-          <w:tcPr>
-            <w:tcW w:type="dxa" w:w="4320"/>
-          </w:tcPr>
-          <w:p>
-            <w:r>
-              <w:t>Engineer | Engineering</w:t>
-            </w:r>
-          </w:p>
-        </w:tc>
-      </w:tr>
-      <w:tr>
-        <w:tc>
-          <w:tcPr>
-            <w:tcW w:type="dxa" w:w="4320"/>
-          </w:tcPr>
-          <w:p>
-            <w:r>
-              <w:t>Location</w:t>
-            </w:r>
-          </w:p>
-        </w:tc>
-        <w:tc>
-          <w:tcPr>
-            <w:tcW w:type="dxa" w:w="4320"/>
-          </w:tcPr>
-          <w:p>
-            <w:r>
-              <w:t>Portland</w:t>
-            </w:r>
-          </w:p>
-        </w:tc>
-      </w:tr>
-      <w:tr>
-        <w:tc>
-          <w:tcPr>
-            <w:tcW w:type="dxa" w:w="4320"/>
-          </w:tcPr>
-          <w:p>
-            <w:r>
-              <w:t>Last Modified</w:t>
-            </w:r>
-          </w:p>
-        </w:tc>
-        <w:tc>
-          <w:tcPr>
-            <w:tcW w:type="dxa" w:w="4320"/>
-          </w:tcPr>
-          <w:p>
-            <w:r>
-              <w:t>2025-03-09</w:t>
-            </w:r>
-          </w:p>
-        </w:tc>
-      </w:tr>
-    </w:tbl>
-    <w:p/>
-    <w:p>
-      <w:pPr>
-        <w:pStyle w:val="Heading2"/>
-      </w:pPr>
-      <w:r>
-        <w:t>Specification</w:t>
+        <w:t>Page 1</w:t>
       </w:r>
     </w:p>
     <w:p>
       <w:r>
-        <w:t>Design Specification: Microservices Event Bus Architecture</w:t>
+        <w:t>Section 1: Fabric semantic model planning. EMP064 contributes to ast emp064 03 through recurring collaboration, clear ownership boundaries, and measurable outcomes. The team captures decisions, open issues, and handoffs so that knowledge remains discoverable for future programs.</w:t>
       </w:r>
     </w:p>
     <w:p>
       <w:r>
-        <w:t>Version: 1.5</w:t>
+        <w:t>Section 2: Operational risk review. EMP064 contributes to ast emp064 03 through recurring collaboration, clear ownership boundaries, and measurable outcomes. The team captures decisions, open issues, and handoffs so that knowledge remains discoverable for future programs.</w:t>
       </w:r>
     </w:p>
     <w:p>
       <w:r>
-        <w:t>This specification describes the event-driven architecture for the microservices platform. Services communicate via Azure Service Bus topics. Dead-letter queues are monitored with alerting thresholds. Schema registry enforces backward-compatible contract evolution.</w:t>
+        <w:t>Section 3: Operational risk review. EMP064 contributes to ast emp064 03 through recurring collaboration, clear ownership boundaries, and measurable outcomes. The team captures decisions, open issues, and handoffs so that knowledge remains discoverable for future programs.</w:t>
+      </w:r>
+    </w:p>
+    <w:p>
+      <w:r>
+        <w:t>Section 4: Operational risk review. EMP064 contributes to ast emp064 03 through recurring collaboration, clear ownership boundaries, and measurable outcomes. The team captures decisions, open issues, and handoffs so that knowledge remains discoverable for future programs.</w:t>
+      </w:r>
+    </w:p>
+    <w:p>
+      <w:r>
+        <w:br w:type="page"/>
       </w:r>
     </w:p>
     <w:p>
@@ -149,12 +48,60 @@
         <w:pStyle w:val="Heading2"/>
       </w:pPr>
       <w:r>
-        <w:t>Author Competencies</w:t>
+        <w:t>Page 2</w:t>
       </w:r>
     </w:p>
     <w:p>
       <w:r>
-        <w:t>SQL, Power BI, Azure AI, Python</w:t>
+        <w:t>Section 1: Department KPI performance. EMP064 contributes to ast emp064 03 through recurring collaboration, clear ownership boundaries, and measurable outcomes. The team captures decisions, open issues, and handoffs so that knowledge remains discoverable for future programs.</w:t>
+      </w:r>
+    </w:p>
+    <w:p>
+      <w:r>
+        <w:t>Section 2: Department KPI performance. EMP064 contributes to ast emp064 03 through recurring collaboration, clear ownership boundaries, and measurable outcomes. The team captures decisions, open issues, and handoffs so that knowledge remains discoverable for future programs.</w:t>
+      </w:r>
+    </w:p>
+    <w:p>
+      <w:r>
+        <w:t>Section 3: Data quality remediation. EMP064 contributes to ast emp064 03 through recurring collaboration, clear ownership boundaries, and measurable outcomes. The team captures decisions, open issues, and handoffs so that knowledge remains discoverable for future programs.</w:t>
+      </w:r>
+    </w:p>
+    <w:p>
+      <w:r>
+        <w:t>Section 4: Automation backlog refinement. EMP064 contributes to ast emp064 03 through recurring collaboration, clear ownership boundaries, and measurable outcomes. The team captures decisions, open issues, and handoffs so that knowledge remains discoverable for future programs.</w:t>
+      </w:r>
+    </w:p>
+    <w:p>
+      <w:r>
+        <w:br w:type="page"/>
+      </w:r>
+    </w:p>
+    <w:p>
+      <w:pPr>
+        <w:pStyle w:val="Heading2"/>
+      </w:pPr>
+      <w:r>
+        <w:t>Page 3</w:t>
+      </w:r>
+    </w:p>
+    <w:p>
+      <w:r>
+        <w:t>Section 1: Fabric semantic model planning. EMP064 contributes to ast emp064 03 through recurring collaboration, clear ownership boundaries, and measurable outcomes. The team captures decisions, open issues, and handoffs so that knowledge remains discoverable for future programs.</w:t>
+      </w:r>
+    </w:p>
+    <w:p>
+      <w:r>
+        <w:t>Section 2: Automation backlog refinement. EMP064 contributes to ast emp064 03 through recurring collaboration, clear ownership boundaries, and measurable outcomes. The team captures decisions, open issues, and handoffs so that knowledge remains discoverable for future programs.</w:t>
+      </w:r>
+    </w:p>
+    <w:p>
+      <w:r>
+        <w:t>Section 3: Customer escalation analysis. EMP064 contributes to ast emp064 03 through recurring collaboration, clear ownership boundaries, and measurable outcomes. The team captures decisions, open issues, and handoffs so that knowledge remains discoverable for future programs.</w:t>
+      </w:r>
+    </w:p>
+    <w:p>
+      <w:r>
+        <w:t>Section 4: Fabric semantic model planning. EMP064 contributes to ast emp064 03 through recurring collaboration, clear ownership boundaries, and measurable outcomes. The team captures decisions, open issues, and handoffs so that knowledge remains discoverable for future programs.</w:t>
       </w:r>
     </w:p>
     <w:sectPr>
